--- a/public/CV/az-arab/Hamid_Heidarinia.docx
+++ b/public/CV/az-arab/Hamid_Heidarinia.docx
@@ -5481,10 +5481,8 @@
         <w:keepLines/>
         <w:bidi w:val="1"/>
         <w:spacing w:lineRule="auto" w:line="276" w:before="0" w:after="0"/>
-        <w:jc w:val="left"/>
-        <w:rPr>
-          <w:color w:val="1C293D"/>
-        </w:rPr>
+        <w:jc w:val="center"/>
+        <w:rPr/>
       </w:pPr>
       <w:r>
         <w:rPr>

--- a/public/CV/az-arab/Hamid_Heidarinia.docx
+++ b/public/CV/az-arab/Hamid_Heidarinia.docx
@@ -495,7 +495,42 @@
           <w:szCs w:val="24"/>
           <w:rtl w:val="true"/>
         </w:rPr>
-        <w:t xml:space="preserve">و دیتابیس‌محور سیستملرین طراحی، توسعه و نگهداری‌سی ساحه‌سینده </w:t>
+        <w:t xml:space="preserve">و دیتابیس‌محور سیستملرین طراحی، توسعه و </w:t>
+      </w:r>
+      <w:r>
+        <w:rPr>
+          <w:rFonts w:ascii="IRANSans" w:hAnsi="IRANSans" w:eastAsia="Arial" w:cs="IRANSans"/>
+          <w:b w:val="false"/>
+          <w:b w:val="false"/>
+          <w:bCs w:val="false"/>
+          <w:i w:val="false"/>
+          <w:i w:val="false"/>
+          <w:iCs w:val="false"/>
+          <w:caps w:val="false"/>
+          <w:smallCaps w:val="false"/>
+          <w:color w:val="1C293D"/>
+          <w:spacing w:val="0"/>
+          <w:sz w:val="24"/>
+          <w:sz w:val="24"/>
+          <w:szCs w:val="24"/>
+          <w:rtl w:val="true"/>
+        </w:rPr>
+        <w:t>ساخلانماسی</w:t>
+      </w:r>
+      <w:r>
+        <w:rPr>
+          <w:rFonts w:ascii="IRANSans" w:hAnsi="IRANSans" w:eastAsia="Arial" w:cs="IRANSans"/>
+          <w:b w:val="false"/>
+          <w:b w:val="false"/>
+          <w:i w:val="false"/>
+          <w:i w:val="false"/>
+          <w:color w:val="1C293D"/>
+          <w:sz w:val="24"/>
+          <w:sz w:val="24"/>
+          <w:szCs w:val="24"/>
+          <w:rtl w:val="true"/>
+        </w:rPr>
+        <w:t xml:space="preserve"> ساحه‌سینده </w:t>
       </w:r>
       <w:r>
         <w:rPr>
@@ -1164,7 +1199,27 @@
           <w:szCs w:val="24"/>
           <w:rtl w:val="true"/>
         </w:rPr>
-        <w:t>، دیتابیس ایداره‌سی، یئدک‌لمه و بازیابی</w:t>
+        <w:t xml:space="preserve">، دیتابیس ایداره‌سی، یئدک‌لمه و </w:t>
+      </w:r>
+      <w:r>
+        <w:rPr>
+          <w:rFonts w:ascii="IRANSans" w:hAnsi="IRANSans" w:eastAsia="Arial" w:cs="IRANSans"/>
+          <w:b w:val="false"/>
+          <w:b w:val="false"/>
+          <w:bCs w:val="false"/>
+          <w:i w:val="false"/>
+          <w:i w:val="false"/>
+          <w:iCs w:val="false"/>
+          <w:caps w:val="false"/>
+          <w:smallCaps w:val="false"/>
+          <w:color w:val="1C293D"/>
+          <w:spacing w:val="0"/>
+          <w:sz w:val="24"/>
+          <w:sz w:val="24"/>
+          <w:szCs w:val="24"/>
+          <w:rtl w:val="true"/>
+        </w:rPr>
+        <w:t>بربا‌ائتمه</w:t>
       </w:r>
     </w:p>
     <w:p>
@@ -1286,7 +1341,32 @@
           <w:sz w:val="24"/>
           <w:szCs w:val="24"/>
         </w:rPr>
-        <w:t>HTML5, CSS, Bootstrap, JavaScript, jQuery</w:t>
+        <w:t xml:space="preserve">HTML5, CSS, Bootstrap, </w:t>
+      </w:r>
+      <w:r>
+        <w:rPr>
+          <w:rFonts w:eastAsia="Arial" w:cs="IRANSans" w:ascii="IRANSans" w:hAnsi="IRANSans"/>
+          <w:b w:val="false"/>
+          <w:i w:val="false"/>
+          <w:caps w:val="false"/>
+          <w:smallCaps w:val="false"/>
+          <w:color w:val="1C293D"/>
+          <w:spacing w:val="0"/>
+          <w:sz w:val="24"/>
+          <w:szCs w:val="24"/>
+        </w:rPr>
+        <w:t>Tailwind CSS,</w:t>
+      </w:r>
+      <w:r>
+        <w:rPr>
+          <w:rFonts w:eastAsia="Arial" w:cs="IRANSans" w:ascii="IRANSans" w:hAnsi="IRANSans"/>
+          <w:b w:val="false"/>
+          <w:i w:val="false"/>
+          <w:color w:val="1C293D"/>
+          <w:sz w:val="24"/>
+          <w:szCs w:val="24"/>
+        </w:rPr>
+        <w:t xml:space="preserve"> JavaScript, jQuery</w:t>
       </w:r>
     </w:p>
     <w:p>
@@ -2524,7 +2604,7 @@
           <w:szCs w:val="24"/>
           <w:rtl w:val="true"/>
         </w:rPr>
-        <w:t xml:space="preserve">فنی آراشدیرما، معماری قرارلاری، امنیت بازبینی‌سی، عیب‌یابی و دپلویا رهبرلیک ائدیب، تحویلو </w:t>
+        <w:t xml:space="preserve">فنی آراشدیرما، معماری قرارلاری، امنیت بازبینی‌سی، عیب‌یابی و دپلویا رهبرلیک ائدیب، تحویل و </w:t>
       </w:r>
       <w:r>
         <w:rPr>
